--- a/output/tables/GEO/GSE39582/GSE39582_survival_summary.docx
+++ b/output/tables/GEO/GSE39582/GSE39582_survival_summary.docx
@@ -25,7 +25,7 @@
         <w:ind w:left="60" w:right="60" w:firstLine="0" w:firstLineChars="0"/>
       </w:pPr>
       <w:r>
-        <w:t xml:space="preserve">External validation of ROCK2 expression (High vs Low, median split of probe 202762_at within tumors) in GSE39582 (CIT, colon). HR from Cox regression; multivariable models adjusted for age (per 10 years), sex, pathologic stage group and pretreatment cea; '+ MMR status' additionally adjusts for mmr status and '(MMR status known)' is the model without it on the same patients. Interaction p = likelihood-ratio test for ROCK2 group × mmr status. Time-split HRs (0–24 / &gt;24 months, adjusted) are shown only when the gene term violated proportional hazards. RMST difference = High − Low restricted mean survival time up to 60 months. Relapse-free survival excludes stage NaN. Direction compared with the TCGA-COAD multivariable HR 0.46.</w:t>
+        <w:t xml:space="preserve">External validation of ROCK2 expression (High vs Low, median split of probe 202762_at within tumors) in GSE39582 (CIT, colon). HR from Cox regression; multivariable models adjusted for age group, years, sex and pathologic stage group; '+ MMR status' additionally adjusts for mmr status and '(MMR status known)' is the model without it on the same patients. Interaction p = likelihood-ratio test for ROCK2 group × mmr status. Time-split HRs (0–24 / &gt;24 months, adjusted) are shown only when the gene term violated proportional hazards. RMST difference = High − Low restricted mean survival time up to 60 months. Relapse-free survival excludes stage NaN. Direction compared with the TCGA-COAD multivariable HR 0.46.</w:t>
       </w:r>
     </w:p>
     <w:tbl xmlns:a="http://schemas.openxmlformats.org/drawingml/2006/main" xmlns:pic="http://schemas.openxmlformats.org/drawingml/2006/picture">
@@ -3038,62 +3038,62 @@
                 <w:szCs w:val="14"/>
                 <w:color w:val="000000"/>
               </w:rPr>
-              <w:t xml:space="preserve">0.80 (0.60–1.06)</w:t>
-            </w:r>
-          </w:p>
-        </w:tc>
-        <w:tc>
-          <w:tcPr>
-            <w:tcBorders>
-              <w:bottom w:val="none" w:sz="0" w:space="0" w:color="000000"/>
-              <w:top w:val="none" w:sz="0" w:space="0" w:color="000000"/>
-              <w:left w:val="none" w:sz="0" w:space="0" w:color="000000"/>
-              <w:right w:val="none" w:sz="0" w:space="0" w:color="000000"/>
-            </w:tcBorders>
-            <w:shd w:val="clear" w:color="auto" w:fill="FFFFFF"/>
-            <w:tcMar>
-              <w:top w:w="0" w:type="dxa"/>
-              <w:bottom w:w="0" w:type="dxa"/>
-              <w:left w:w="0" w:type="dxa"/>
-              <w:right w:w="0" w:type="dxa"/>
-            </w:tcMar>
-            <w:vAlign w:val="center"/>
-          </w:tcPr>
-          <w:p>
-            <w:pPr>
-              <w:pStyle w:val="Normal"/>
-              <w:jc w:val="left"/>
-              <w:pBdr>
-                <w:bottom w:val="none" w:sz="0" w:space="0" w:color="000000"/>
-                <w:top w:val="none" w:sz="0" w:space="0" w:color="000000"/>
-                <w:left w:val="none" w:sz="0" w:space="0" w:color="000000"/>
-                <w:right w:val="none" w:sz="0" w:space="0" w:color="000000"/>
-              </w:pBdr>
-              <w:spacing w:after="100" w:before="100" w:line="240"/>
-              <w:ind w:left="100" w:right="100" w:firstLine="0" w:firstLineChars="0"/>
-              <w:rPr>
-                <w:rFonts w:ascii="Times New Roman" w:hAnsi="Times New Roman" w:eastAsia="Times New Roman" w:cs="Times New Roman"/>
-                <w:i w:val="false"/>
-                <w:b w:val="false"/>
-                <w:u w:val="none"/>
-                <w:strike w:val="false"/>
-                <w:sz w:val="14"/>
-                <w:szCs w:val="14"/>
-                <w:color w:val="000000"/>
-              </w:rPr>
-            </w:pPr>
-            <w:r>
-              <w:rPr>
-                <w:rFonts w:ascii="Times New Roman" w:hAnsi="Times New Roman" w:eastAsia="Times New Roman" w:cs="Times New Roman"/>
-                <w:i w:val="false"/>
-                <w:b w:val="false"/>
-                <w:u w:val="none"/>
-                <w:strike w:val="false"/>
-                <w:sz w:val="14"/>
-                <w:szCs w:val="14"/>
-                <w:color w:val="000000"/>
-              </w:rPr>
-              <w:t xml:space="preserve">0.119</w:t>
+              <w:t xml:space="preserve">0.82 (0.61–1.08)</w:t>
+            </w:r>
+          </w:p>
+        </w:tc>
+        <w:tc>
+          <w:tcPr>
+            <w:tcBorders>
+              <w:bottom w:val="none" w:sz="0" w:space="0" w:color="000000"/>
+              <w:top w:val="none" w:sz="0" w:space="0" w:color="000000"/>
+              <w:left w:val="none" w:sz="0" w:space="0" w:color="000000"/>
+              <w:right w:val="none" w:sz="0" w:space="0" w:color="000000"/>
+            </w:tcBorders>
+            <w:shd w:val="clear" w:color="auto" w:fill="FFFFFF"/>
+            <w:tcMar>
+              <w:top w:w="0" w:type="dxa"/>
+              <w:bottom w:w="0" w:type="dxa"/>
+              <w:left w:w="0" w:type="dxa"/>
+              <w:right w:w="0" w:type="dxa"/>
+            </w:tcMar>
+            <w:vAlign w:val="center"/>
+          </w:tcPr>
+          <w:p>
+            <w:pPr>
+              <w:pStyle w:val="Normal"/>
+              <w:jc w:val="left"/>
+              <w:pBdr>
+                <w:bottom w:val="none" w:sz="0" w:space="0" w:color="000000"/>
+                <w:top w:val="none" w:sz="0" w:space="0" w:color="000000"/>
+                <w:left w:val="none" w:sz="0" w:space="0" w:color="000000"/>
+                <w:right w:val="none" w:sz="0" w:space="0" w:color="000000"/>
+              </w:pBdr>
+              <w:spacing w:after="100" w:before="100" w:line="240"/>
+              <w:ind w:left="100" w:right="100" w:firstLine="0" w:firstLineChars="0"/>
+              <w:rPr>
+                <w:rFonts w:ascii="Times New Roman" w:hAnsi="Times New Roman" w:eastAsia="Times New Roman" w:cs="Times New Roman"/>
+                <w:i w:val="false"/>
+                <w:b w:val="false"/>
+                <w:u w:val="none"/>
+                <w:strike w:val="false"/>
+                <w:sz w:val="14"/>
+                <w:szCs w:val="14"/>
+                <w:color w:val="000000"/>
+              </w:rPr>
+            </w:pPr>
+            <w:r>
+              <w:rPr>
+                <w:rFonts w:ascii="Times New Roman" w:hAnsi="Times New Roman" w:eastAsia="Times New Roman" w:cs="Times New Roman"/>
+                <w:i w:val="false"/>
+                <w:b w:val="false"/>
+                <w:u w:val="none"/>
+                <w:strike w:val="false"/>
+                <w:sz w:val="14"/>
+                <w:szCs w:val="14"/>
+                <w:color w:val="000000"/>
+              </w:rPr>
+              <w:t xml:space="preserve">0.161</w:t>
             </w:r>
           </w:p>
         </w:tc>
@@ -3258,7 +3258,7 @@
                 <w:szCs w:val="14"/>
                 <w:color w:val="000000"/>
               </w:rPr>
-              <w:t xml:space="preserve">0.230</w:t>
+              <w:t xml:space="preserve">0.213</w:t>
             </w:r>
           </w:p>
         </w:tc>
@@ -3923,62 +3923,62 @@
                 <w:szCs w:val="14"/>
                 <w:color w:val="000000"/>
               </w:rPr>
-              <w:t xml:space="preserve">0.80 (0.59–1.07)</w:t>
-            </w:r>
-          </w:p>
-        </w:tc>
-        <w:tc>
-          <w:tcPr>
-            <w:tcBorders>
-              <w:bottom w:val="none" w:sz="0" w:space="0" w:color="000000"/>
-              <w:top w:val="none" w:sz="0" w:space="0" w:color="000000"/>
-              <w:left w:val="none" w:sz="0" w:space="0" w:color="000000"/>
-              <w:right w:val="none" w:sz="0" w:space="0" w:color="000000"/>
-            </w:tcBorders>
-            <w:shd w:val="clear" w:color="auto" w:fill="FFFFFF"/>
-            <w:tcMar>
-              <w:top w:w="0" w:type="dxa"/>
-              <w:bottom w:w="0" w:type="dxa"/>
-              <w:left w:w="0" w:type="dxa"/>
-              <w:right w:w="0" w:type="dxa"/>
-            </w:tcMar>
-            <w:vAlign w:val="center"/>
-          </w:tcPr>
-          <w:p>
-            <w:pPr>
-              <w:pStyle w:val="Normal"/>
-              <w:jc w:val="left"/>
-              <w:pBdr>
-                <w:bottom w:val="none" w:sz="0" w:space="0" w:color="000000"/>
-                <w:top w:val="none" w:sz="0" w:space="0" w:color="000000"/>
-                <w:left w:val="none" w:sz="0" w:space="0" w:color="000000"/>
-                <w:right w:val="none" w:sz="0" w:space="0" w:color="000000"/>
-              </w:pBdr>
-              <w:spacing w:after="100" w:before="100" w:line="240"/>
-              <w:ind w:left="100" w:right="100" w:firstLine="0" w:firstLineChars="0"/>
-              <w:rPr>
-                <w:rFonts w:ascii="Times New Roman" w:hAnsi="Times New Roman" w:eastAsia="Times New Roman" w:cs="Times New Roman"/>
-                <w:i w:val="false"/>
-                <w:b w:val="false"/>
-                <w:u w:val="none"/>
-                <w:strike w:val="false"/>
-                <w:sz w:val="14"/>
-                <w:szCs w:val="14"/>
-                <w:color w:val="000000"/>
-              </w:rPr>
-            </w:pPr>
-            <w:r>
-              <w:rPr>
-                <w:rFonts w:ascii="Times New Roman" w:hAnsi="Times New Roman" w:eastAsia="Times New Roman" w:cs="Times New Roman"/>
-                <w:i w:val="false"/>
-                <w:b w:val="false"/>
-                <w:u w:val="none"/>
-                <w:strike w:val="false"/>
-                <w:sz w:val="14"/>
-                <w:szCs w:val="14"/>
-                <w:color w:val="000000"/>
-              </w:rPr>
-              <w:t xml:space="preserve">0.136</w:t>
+              <w:t xml:space="preserve">0.82 (0.61–1.10)</w:t>
+            </w:r>
+          </w:p>
+        </w:tc>
+        <w:tc>
+          <w:tcPr>
+            <w:tcBorders>
+              <w:bottom w:val="none" w:sz="0" w:space="0" w:color="000000"/>
+              <w:top w:val="none" w:sz="0" w:space="0" w:color="000000"/>
+              <w:left w:val="none" w:sz="0" w:space="0" w:color="000000"/>
+              <w:right w:val="none" w:sz="0" w:space="0" w:color="000000"/>
+            </w:tcBorders>
+            <w:shd w:val="clear" w:color="auto" w:fill="FFFFFF"/>
+            <w:tcMar>
+              <w:top w:w="0" w:type="dxa"/>
+              <w:bottom w:w="0" w:type="dxa"/>
+              <w:left w:w="0" w:type="dxa"/>
+              <w:right w:w="0" w:type="dxa"/>
+            </w:tcMar>
+            <w:vAlign w:val="center"/>
+          </w:tcPr>
+          <w:p>
+            <w:pPr>
+              <w:pStyle w:val="Normal"/>
+              <w:jc w:val="left"/>
+              <w:pBdr>
+                <w:bottom w:val="none" w:sz="0" w:space="0" w:color="000000"/>
+                <w:top w:val="none" w:sz="0" w:space="0" w:color="000000"/>
+                <w:left w:val="none" w:sz="0" w:space="0" w:color="000000"/>
+                <w:right w:val="none" w:sz="0" w:space="0" w:color="000000"/>
+              </w:pBdr>
+              <w:spacing w:after="100" w:before="100" w:line="240"/>
+              <w:ind w:left="100" w:right="100" w:firstLine="0" w:firstLineChars="0"/>
+              <w:rPr>
+                <w:rFonts w:ascii="Times New Roman" w:hAnsi="Times New Roman" w:eastAsia="Times New Roman" w:cs="Times New Roman"/>
+                <w:i w:val="false"/>
+                <w:b w:val="false"/>
+                <w:u w:val="none"/>
+                <w:strike w:val="false"/>
+                <w:sz w:val="14"/>
+                <w:szCs w:val="14"/>
+                <w:color w:val="000000"/>
+              </w:rPr>
+            </w:pPr>
+            <w:r>
+              <w:rPr>
+                <w:rFonts w:ascii="Times New Roman" w:hAnsi="Times New Roman" w:eastAsia="Times New Roman" w:cs="Times New Roman"/>
+                <w:i w:val="false"/>
+                <w:b w:val="false"/>
+                <w:u w:val="none"/>
+                <w:strike w:val="false"/>
+                <w:sz w:val="14"/>
+                <w:szCs w:val="14"/>
+                <w:color w:val="000000"/>
+              </w:rPr>
+              <w:t xml:space="preserve">0.192</w:t>
             </w:r>
           </w:p>
         </w:tc>
@@ -4143,7 +4143,7 @@
                 <w:szCs w:val="14"/>
                 <w:color w:val="000000"/>
               </w:rPr>
-              <w:t xml:space="preserve">0.126</w:t>
+              <w:t xml:space="preserve">0.108</w:t>
             </w:r>
           </w:p>
         </w:tc>
@@ -4808,62 +4808,62 @@
                 <w:szCs w:val="14"/>
                 <w:color w:val="000000"/>
               </w:rPr>
-              <w:t xml:space="preserve">0.75 (0.55–1.02)</w:t>
-            </w:r>
-          </w:p>
-        </w:tc>
-        <w:tc>
-          <w:tcPr>
-            <w:tcBorders>
-              <w:bottom w:val="none" w:sz="0" w:space="0" w:color="000000"/>
-              <w:top w:val="none" w:sz="0" w:space="0" w:color="000000"/>
-              <w:left w:val="none" w:sz="0" w:space="0" w:color="000000"/>
-              <w:right w:val="none" w:sz="0" w:space="0" w:color="000000"/>
-            </w:tcBorders>
-            <w:shd w:val="clear" w:color="auto" w:fill="FFFFFF"/>
-            <w:tcMar>
-              <w:top w:w="0" w:type="dxa"/>
-              <w:bottom w:w="0" w:type="dxa"/>
-              <w:left w:w="0" w:type="dxa"/>
-              <w:right w:w="0" w:type="dxa"/>
-            </w:tcMar>
-            <w:vAlign w:val="center"/>
-          </w:tcPr>
-          <w:p>
-            <w:pPr>
-              <w:pStyle w:val="Normal"/>
-              <w:jc w:val="left"/>
-              <w:pBdr>
-                <w:bottom w:val="none" w:sz="0" w:space="0" w:color="000000"/>
-                <w:top w:val="none" w:sz="0" w:space="0" w:color="000000"/>
-                <w:left w:val="none" w:sz="0" w:space="0" w:color="000000"/>
-                <w:right w:val="none" w:sz="0" w:space="0" w:color="000000"/>
-              </w:pBdr>
-              <w:spacing w:after="100" w:before="100" w:line="240"/>
-              <w:ind w:left="100" w:right="100" w:firstLine="0" w:firstLineChars="0"/>
-              <w:rPr>
-                <w:rFonts w:ascii="Times New Roman" w:hAnsi="Times New Roman" w:eastAsia="Times New Roman" w:cs="Times New Roman"/>
-                <w:i w:val="false"/>
-                <w:b w:val="false"/>
-                <w:u w:val="none"/>
-                <w:strike w:val="false"/>
-                <w:sz w:val="14"/>
-                <w:szCs w:val="14"/>
-                <w:color w:val="000000"/>
-              </w:rPr>
-            </w:pPr>
-            <w:r>
-              <w:rPr>
-                <w:rFonts w:ascii="Times New Roman" w:hAnsi="Times New Roman" w:eastAsia="Times New Roman" w:cs="Times New Roman"/>
-                <w:i w:val="false"/>
-                <w:b w:val="false"/>
-                <w:u w:val="none"/>
-                <w:strike w:val="false"/>
-                <w:sz w:val="14"/>
-                <w:szCs w:val="14"/>
-                <w:color w:val="000000"/>
-              </w:rPr>
-              <w:t xml:space="preserve">0.071</w:t>
+              <w:t xml:space="preserve">0.79 (0.58–1.07)</w:t>
+            </w:r>
+          </w:p>
+        </w:tc>
+        <w:tc>
+          <w:tcPr>
+            <w:tcBorders>
+              <w:bottom w:val="none" w:sz="0" w:space="0" w:color="000000"/>
+              <w:top w:val="none" w:sz="0" w:space="0" w:color="000000"/>
+              <w:left w:val="none" w:sz="0" w:space="0" w:color="000000"/>
+              <w:right w:val="none" w:sz="0" w:space="0" w:color="000000"/>
+            </w:tcBorders>
+            <w:shd w:val="clear" w:color="auto" w:fill="FFFFFF"/>
+            <w:tcMar>
+              <w:top w:w="0" w:type="dxa"/>
+              <w:bottom w:w="0" w:type="dxa"/>
+              <w:left w:w="0" w:type="dxa"/>
+              <w:right w:w="0" w:type="dxa"/>
+            </w:tcMar>
+            <w:vAlign w:val="center"/>
+          </w:tcPr>
+          <w:p>
+            <w:pPr>
+              <w:pStyle w:val="Normal"/>
+              <w:jc w:val="left"/>
+              <w:pBdr>
+                <w:bottom w:val="none" w:sz="0" w:space="0" w:color="000000"/>
+                <w:top w:val="none" w:sz="0" w:space="0" w:color="000000"/>
+                <w:left w:val="none" w:sz="0" w:space="0" w:color="000000"/>
+                <w:right w:val="none" w:sz="0" w:space="0" w:color="000000"/>
+              </w:pBdr>
+              <w:spacing w:after="100" w:before="100" w:line="240"/>
+              <w:ind w:left="100" w:right="100" w:firstLine="0" w:firstLineChars="0"/>
+              <w:rPr>
+                <w:rFonts w:ascii="Times New Roman" w:hAnsi="Times New Roman" w:eastAsia="Times New Roman" w:cs="Times New Roman"/>
+                <w:i w:val="false"/>
+                <w:b w:val="false"/>
+                <w:u w:val="none"/>
+                <w:strike w:val="false"/>
+                <w:sz w:val="14"/>
+                <w:szCs w:val="14"/>
+                <w:color w:val="000000"/>
+              </w:rPr>
+            </w:pPr>
+            <w:r>
+              <w:rPr>
+                <w:rFonts w:ascii="Times New Roman" w:hAnsi="Times New Roman" w:eastAsia="Times New Roman" w:cs="Times New Roman"/>
+                <w:i w:val="false"/>
+                <w:b w:val="false"/>
+                <w:u w:val="none"/>
+                <w:strike w:val="false"/>
+                <w:sz w:val="14"/>
+                <w:szCs w:val="14"/>
+                <w:color w:val="000000"/>
+              </w:rPr>
+              <w:t xml:space="preserve">0.121</w:t>
             </w:r>
           </w:p>
         </w:tc>
@@ -5028,62 +5028,62 @@
                 <w:szCs w:val="14"/>
                 <w:color w:val="000000"/>
               </w:rPr>
-              <w:t xml:space="preserve">0.116</w:t>
-            </w:r>
-          </w:p>
-        </w:tc>
-        <w:tc>
-          <w:tcPr>
-            <w:tcBorders>
-              <w:bottom w:val="none" w:sz="0" w:space="0" w:color="000000"/>
-              <w:top w:val="none" w:sz="0" w:space="0" w:color="000000"/>
-              <w:left w:val="none" w:sz="0" w:space="0" w:color="000000"/>
-              <w:right w:val="none" w:sz="0" w:space="0" w:color="000000"/>
-            </w:tcBorders>
-            <w:shd w:val="clear" w:color="auto" w:fill="FFFFFF"/>
-            <w:tcMar>
-              <w:top w:w="0" w:type="dxa"/>
-              <w:bottom w:w="0" w:type="dxa"/>
-              <w:left w:w="0" w:type="dxa"/>
-              <w:right w:w="0" w:type="dxa"/>
-            </w:tcMar>
-            <w:vAlign w:val="center"/>
-          </w:tcPr>
-          <w:p>
-            <w:pPr>
-              <w:pStyle w:val="Normal"/>
-              <w:jc w:val="left"/>
-              <w:pBdr>
-                <w:bottom w:val="none" w:sz="0" w:space="0" w:color="000000"/>
-                <w:top w:val="none" w:sz="0" w:space="0" w:color="000000"/>
-                <w:left w:val="none" w:sz="0" w:space="0" w:color="000000"/>
-                <w:right w:val="none" w:sz="0" w:space="0" w:color="000000"/>
-              </w:pBdr>
-              <w:spacing w:after="100" w:before="100" w:line="240"/>
-              <w:ind w:left="100" w:right="100" w:firstLine="0" w:firstLineChars="0"/>
-              <w:rPr>
-                <w:rFonts w:ascii="Times New Roman" w:hAnsi="Times New Roman" w:eastAsia="Times New Roman" w:cs="Times New Roman"/>
-                <w:i w:val="false"/>
-                <w:b w:val="false"/>
-                <w:u w:val="none"/>
-                <w:strike w:val="false"/>
-                <w:sz w:val="14"/>
-                <w:szCs w:val="14"/>
-                <w:color w:val="000000"/>
-              </w:rPr>
-            </w:pPr>
-            <w:r>
-              <w:rPr>
-                <w:rFonts w:ascii="Times New Roman" w:hAnsi="Times New Roman" w:eastAsia="Times New Roman" w:cs="Times New Roman"/>
-                <w:i w:val="false"/>
-                <w:b w:val="false"/>
-                <w:u w:val="none"/>
-                <w:strike w:val="false"/>
-                <w:sz w:val="14"/>
-                <w:szCs w:val="14"/>
-                <w:color w:val="000000"/>
-              </w:rPr>
-              <w:t xml:space="preserve">0.641</w:t>
+              <w:t xml:space="preserve">0.100</w:t>
+            </w:r>
+          </w:p>
+        </w:tc>
+        <w:tc>
+          <w:tcPr>
+            <w:tcBorders>
+              <w:bottom w:val="none" w:sz="0" w:space="0" w:color="000000"/>
+              <w:top w:val="none" w:sz="0" w:space="0" w:color="000000"/>
+              <w:left w:val="none" w:sz="0" w:space="0" w:color="000000"/>
+              <w:right w:val="none" w:sz="0" w:space="0" w:color="000000"/>
+            </w:tcBorders>
+            <w:shd w:val="clear" w:color="auto" w:fill="FFFFFF"/>
+            <w:tcMar>
+              <w:top w:w="0" w:type="dxa"/>
+              <w:bottom w:w="0" w:type="dxa"/>
+              <w:left w:w="0" w:type="dxa"/>
+              <w:right w:w="0" w:type="dxa"/>
+            </w:tcMar>
+            <w:vAlign w:val="center"/>
+          </w:tcPr>
+          <w:p>
+            <w:pPr>
+              <w:pStyle w:val="Normal"/>
+              <w:jc w:val="left"/>
+              <w:pBdr>
+                <w:bottom w:val="none" w:sz="0" w:space="0" w:color="000000"/>
+                <w:top w:val="none" w:sz="0" w:space="0" w:color="000000"/>
+                <w:left w:val="none" w:sz="0" w:space="0" w:color="000000"/>
+                <w:right w:val="none" w:sz="0" w:space="0" w:color="000000"/>
+              </w:pBdr>
+              <w:spacing w:after="100" w:before="100" w:line="240"/>
+              <w:ind w:left="100" w:right="100" w:firstLine="0" w:firstLineChars="0"/>
+              <w:rPr>
+                <w:rFonts w:ascii="Times New Roman" w:hAnsi="Times New Roman" w:eastAsia="Times New Roman" w:cs="Times New Roman"/>
+                <w:i w:val="false"/>
+                <w:b w:val="false"/>
+                <w:u w:val="none"/>
+                <w:strike w:val="false"/>
+                <w:sz w:val="14"/>
+                <w:szCs w:val="14"/>
+                <w:color w:val="000000"/>
+              </w:rPr>
+            </w:pPr>
+            <w:r>
+              <w:rPr>
+                <w:rFonts w:ascii="Times New Roman" w:hAnsi="Times New Roman" w:eastAsia="Times New Roman" w:cs="Times New Roman"/>
+                <w:i w:val="false"/>
+                <w:b w:val="false"/>
+                <w:u w:val="none"/>
+                <w:strike w:val="false"/>
+                <w:sz w:val="14"/>
+                <w:szCs w:val="14"/>
+                <w:color w:val="000000"/>
+              </w:rPr>
+              <w:t xml:space="preserve">0.546</w:t>
             </w:r>
           </w:p>
         </w:tc>
@@ -7463,62 +7463,62 @@
                 <w:szCs w:val="14"/>
                 <w:color w:val="000000"/>
               </w:rPr>
-              <w:t xml:space="preserve">0.76 (0.56–1.05)</w:t>
-            </w:r>
-          </w:p>
-        </w:tc>
-        <w:tc>
-          <w:tcPr>
-            <w:tcBorders>
-              <w:bottom w:val="none" w:sz="0" w:space="0" w:color="000000"/>
-              <w:top w:val="none" w:sz="0" w:space="0" w:color="000000"/>
-              <w:left w:val="none" w:sz="0" w:space="0" w:color="000000"/>
-              <w:right w:val="none" w:sz="0" w:space="0" w:color="000000"/>
-            </w:tcBorders>
-            <w:shd w:val="clear" w:color="auto" w:fill="FFFFFF"/>
-            <w:tcMar>
-              <w:top w:w="0" w:type="dxa"/>
-              <w:bottom w:w="0" w:type="dxa"/>
-              <w:left w:w="0" w:type="dxa"/>
-              <w:right w:w="0" w:type="dxa"/>
-            </w:tcMar>
-            <w:vAlign w:val="center"/>
-          </w:tcPr>
-          <w:p>
-            <w:pPr>
-              <w:pStyle w:val="Normal"/>
-              <w:jc w:val="left"/>
-              <w:pBdr>
-                <w:bottom w:val="none" w:sz="0" w:space="0" w:color="000000"/>
-                <w:top w:val="none" w:sz="0" w:space="0" w:color="000000"/>
-                <w:left w:val="none" w:sz="0" w:space="0" w:color="000000"/>
-                <w:right w:val="none" w:sz="0" w:space="0" w:color="000000"/>
-              </w:pBdr>
-              <w:spacing w:after="100" w:before="100" w:line="240"/>
-              <w:ind w:left="100" w:right="100" w:firstLine="0" w:firstLineChars="0"/>
-              <w:rPr>
-                <w:rFonts w:ascii="Times New Roman" w:hAnsi="Times New Roman" w:eastAsia="Times New Roman" w:cs="Times New Roman"/>
-                <w:i w:val="false"/>
-                <w:b w:val="false"/>
-                <w:u w:val="none"/>
-                <w:strike w:val="false"/>
-                <w:sz w:val="14"/>
-                <w:szCs w:val="14"/>
-                <w:color w:val="000000"/>
-              </w:rPr>
-            </w:pPr>
-            <w:r>
-              <w:rPr>
-                <w:rFonts w:ascii="Times New Roman" w:hAnsi="Times New Roman" w:eastAsia="Times New Roman" w:cs="Times New Roman"/>
-                <w:i w:val="false"/>
-                <w:b w:val="false"/>
-                <w:u w:val="none"/>
-                <w:strike w:val="false"/>
-                <w:sz w:val="14"/>
-                <w:szCs w:val="14"/>
-                <w:color w:val="000000"/>
-              </w:rPr>
-              <w:t xml:space="preserve">0.097</w:t>
+              <w:t xml:space="preserve">0.80 (0.58–1.10)</w:t>
+            </w:r>
+          </w:p>
+        </w:tc>
+        <w:tc>
+          <w:tcPr>
+            <w:tcBorders>
+              <w:bottom w:val="none" w:sz="0" w:space="0" w:color="000000"/>
+              <w:top w:val="none" w:sz="0" w:space="0" w:color="000000"/>
+              <w:left w:val="none" w:sz="0" w:space="0" w:color="000000"/>
+              <w:right w:val="none" w:sz="0" w:space="0" w:color="000000"/>
+            </w:tcBorders>
+            <w:shd w:val="clear" w:color="auto" w:fill="FFFFFF"/>
+            <w:tcMar>
+              <w:top w:w="0" w:type="dxa"/>
+              <w:bottom w:w="0" w:type="dxa"/>
+              <w:left w:w="0" w:type="dxa"/>
+              <w:right w:w="0" w:type="dxa"/>
+            </w:tcMar>
+            <w:vAlign w:val="center"/>
+          </w:tcPr>
+          <w:p>
+            <w:pPr>
+              <w:pStyle w:val="Normal"/>
+              <w:jc w:val="left"/>
+              <w:pBdr>
+                <w:bottom w:val="none" w:sz="0" w:space="0" w:color="000000"/>
+                <w:top w:val="none" w:sz="0" w:space="0" w:color="000000"/>
+                <w:left w:val="none" w:sz="0" w:space="0" w:color="000000"/>
+                <w:right w:val="none" w:sz="0" w:space="0" w:color="000000"/>
+              </w:pBdr>
+              <w:spacing w:after="100" w:before="100" w:line="240"/>
+              <w:ind w:left="100" w:right="100" w:firstLine="0" w:firstLineChars="0"/>
+              <w:rPr>
+                <w:rFonts w:ascii="Times New Roman" w:hAnsi="Times New Roman" w:eastAsia="Times New Roman" w:cs="Times New Roman"/>
+                <w:i w:val="false"/>
+                <w:b w:val="false"/>
+                <w:u w:val="none"/>
+                <w:strike w:val="false"/>
+                <w:sz w:val="14"/>
+                <w:szCs w:val="14"/>
+                <w:color w:val="000000"/>
+              </w:rPr>
+            </w:pPr>
+            <w:r>
+              <w:rPr>
+                <w:rFonts w:ascii="Times New Roman" w:hAnsi="Times New Roman" w:eastAsia="Times New Roman" w:cs="Times New Roman"/>
+                <w:i w:val="false"/>
+                <w:b w:val="false"/>
+                <w:u w:val="none"/>
+                <w:strike w:val="false"/>
+                <w:sz w:val="14"/>
+                <w:szCs w:val="14"/>
+                <w:color w:val="000000"/>
+              </w:rPr>
+              <w:t xml:space="preserve">0.166</w:t>
             </w:r>
           </w:p>
         </w:tc>
@@ -7683,7 +7683,7 @@
                 <w:szCs w:val="14"/>
                 <w:color w:val="000000"/>
               </w:rPr>
-              <w:t xml:space="preserve">0.107</w:t>
+              <w:t xml:space="preserve">0.095</w:t>
             </w:r>
           </w:p>
         </w:tc>
@@ -10338,7 +10338,7 @@
                 <w:szCs w:val="14"/>
                 <w:color w:val="000000"/>
               </w:rPr>
-              <w:t xml:space="preserve">0.768</w:t>
+              <w:t xml:space="preserve">0.760</w:t>
             </w:r>
           </w:p>
         </w:tc>
@@ -11058,7 +11058,7 @@
                 <w:szCs w:val="14"/>
                 <w:color w:val="000000"/>
               </w:rPr>
-              <w:t xml:space="preserve">0.042</w:t>
+              <w:t xml:space="preserve">0.041</w:t>
             </w:r>
           </w:p>
         </w:tc>
@@ -11223,7 +11223,7 @@
                 <w:szCs w:val="14"/>
                 <w:color w:val="000000"/>
               </w:rPr>
-              <w:t xml:space="preserve">0.959</w:t>
+              <w:t xml:space="preserve">0.964</w:t>
             </w:r>
           </w:p>
         </w:tc>
@@ -12108,62 +12108,62 @@
                 <w:szCs w:val="14"/>
                 <w:color w:val="000000"/>
               </w:rPr>
-              <w:t xml:space="preserve">0.956</w:t>
-            </w:r>
-          </w:p>
-        </w:tc>
-        <w:tc>
-          <w:tcPr>
-            <w:tcBorders>
-              <w:bottom w:val="none" w:sz="0" w:space="0" w:color="000000"/>
-              <w:top w:val="none" w:sz="0" w:space="0" w:color="000000"/>
-              <w:left w:val="none" w:sz="0" w:space="0" w:color="000000"/>
-              <w:right w:val="none" w:sz="0" w:space="0" w:color="000000"/>
-            </w:tcBorders>
-            <w:shd w:val="clear" w:color="auto" w:fill="FFFFFF"/>
-            <w:tcMar>
-              <w:top w:w="0" w:type="dxa"/>
-              <w:bottom w:w="0" w:type="dxa"/>
-              <w:left w:w="0" w:type="dxa"/>
-              <w:right w:w="0" w:type="dxa"/>
-            </w:tcMar>
-            <w:vAlign w:val="center"/>
-          </w:tcPr>
-          <w:p>
-            <w:pPr>
-              <w:pStyle w:val="Normal"/>
-              <w:jc w:val="left"/>
-              <w:pBdr>
-                <w:bottom w:val="none" w:sz="0" w:space="0" w:color="000000"/>
-                <w:top w:val="none" w:sz="0" w:space="0" w:color="000000"/>
-                <w:left w:val="none" w:sz="0" w:space="0" w:color="000000"/>
-                <w:right w:val="none" w:sz="0" w:space="0" w:color="000000"/>
-              </w:pBdr>
-              <w:spacing w:after="100" w:before="100" w:line="240"/>
-              <w:ind w:left="100" w:right="100" w:firstLine="0" w:firstLineChars="0"/>
-              <w:rPr>
-                <w:rFonts w:ascii="Times New Roman" w:hAnsi="Times New Roman" w:eastAsia="Times New Roman" w:cs="Times New Roman"/>
-                <w:i w:val="false"/>
-                <w:b w:val="false"/>
-                <w:u w:val="none"/>
-                <w:strike w:val="false"/>
-                <w:sz w:val="14"/>
-                <w:szCs w:val="14"/>
-                <w:color w:val="000000"/>
-              </w:rPr>
-            </w:pPr>
-            <w:r>
-              <w:rPr>
-                <w:rFonts w:ascii="Times New Roman" w:hAnsi="Times New Roman" w:eastAsia="Times New Roman" w:cs="Times New Roman"/>
-                <w:i w:val="false"/>
-                <w:b w:val="false"/>
-                <w:u w:val="none"/>
-                <w:strike w:val="false"/>
-                <w:sz w:val="14"/>
-                <w:szCs w:val="14"/>
-                <w:color w:val="000000"/>
-              </w:rPr>
-              <w:t xml:space="preserve">0.093</w:t>
+              <w:t xml:space="preserve">0.952</w:t>
+            </w:r>
+          </w:p>
+        </w:tc>
+        <w:tc>
+          <w:tcPr>
+            <w:tcBorders>
+              <w:bottom w:val="none" w:sz="0" w:space="0" w:color="000000"/>
+              <w:top w:val="none" w:sz="0" w:space="0" w:color="000000"/>
+              <w:left w:val="none" w:sz="0" w:space="0" w:color="000000"/>
+              <w:right w:val="none" w:sz="0" w:space="0" w:color="000000"/>
+            </w:tcBorders>
+            <w:shd w:val="clear" w:color="auto" w:fill="FFFFFF"/>
+            <w:tcMar>
+              <w:top w:w="0" w:type="dxa"/>
+              <w:bottom w:w="0" w:type="dxa"/>
+              <w:left w:w="0" w:type="dxa"/>
+              <w:right w:w="0" w:type="dxa"/>
+            </w:tcMar>
+            <w:vAlign w:val="center"/>
+          </w:tcPr>
+          <w:p>
+            <w:pPr>
+              <w:pStyle w:val="Normal"/>
+              <w:jc w:val="left"/>
+              <w:pBdr>
+                <w:bottom w:val="none" w:sz="0" w:space="0" w:color="000000"/>
+                <w:top w:val="none" w:sz="0" w:space="0" w:color="000000"/>
+                <w:left w:val="none" w:sz="0" w:space="0" w:color="000000"/>
+                <w:right w:val="none" w:sz="0" w:space="0" w:color="000000"/>
+              </w:pBdr>
+              <w:spacing w:after="100" w:before="100" w:line="240"/>
+              <w:ind w:left="100" w:right="100" w:firstLine="0" w:firstLineChars="0"/>
+              <w:rPr>
+                <w:rFonts w:ascii="Times New Roman" w:hAnsi="Times New Roman" w:eastAsia="Times New Roman" w:cs="Times New Roman"/>
+                <w:i w:val="false"/>
+                <w:b w:val="false"/>
+                <w:u w:val="none"/>
+                <w:strike w:val="false"/>
+                <w:sz w:val="14"/>
+                <w:szCs w:val="14"/>
+                <w:color w:val="000000"/>
+              </w:rPr>
+            </w:pPr>
+            <w:r>
+              <w:rPr>
+                <w:rFonts w:ascii="Times New Roman" w:hAnsi="Times New Roman" w:eastAsia="Times New Roman" w:cs="Times New Roman"/>
+                <w:i w:val="false"/>
+                <w:b w:val="false"/>
+                <w:u w:val="none"/>
+                <w:strike w:val="false"/>
+                <w:sz w:val="14"/>
+                <w:szCs w:val="14"/>
+                <w:color w:val="000000"/>
+              </w:rPr>
+              <w:t xml:space="preserve">0.094</w:t>
             </w:r>
           </w:p>
         </w:tc>
@@ -14763,7 +14763,7 @@
                 <w:szCs w:val="14"/>
                 <w:color w:val="000000"/>
               </w:rPr>
-              <w:t xml:space="preserve">0.889</w:t>
+              <w:t xml:space="preserve">0.878</w:t>
             </w:r>
           </w:p>
         </w:tc>
